--- a/Quiz/1_overview-Quiz-ANS.docx
+++ b/Quiz/1_overview-Quiz-ANS.docx
@@ -8,11 +8,10 @@
       </w:pPr>
       <w:r>
         <w:rPr>
-          <w:rFonts w:ascii="Times New Roman" w:hAnsi="Times New Roman"/>
           <w:b/>
           <w:sz w:val="36"/>
         </w:rPr>
-        <w:t>1 Overview Quiz ANS</w:t>
+        <w:t>1 Introduction and AI Risk Overview Quiz ANS (11 Questions)</w:t>
       </w:r>
     </w:p>
     <w:p>
@@ -21,11 +20,37 @@
       </w:pPr>
       <w:r>
         <w:rPr>
-          <w:rFonts w:ascii="Times New Roman" w:hAnsi="Times New Roman"/>
-          <w:b/>
-          <w:sz w:val="22"/>
-        </w:rPr>
-        <w:t>1. Which category of AI risk concerns deliberate harmful use by people or organizations?</w:t>
+          <w:rFonts w:ascii="Times New Roman" w:hAnsi="Times New Roman" w:hint="eastAsia"/>
+          <w:b/>
+          <w:sz w:val="22"/>
+          <w:lang w:eastAsia="zh-CN"/>
+        </w:rPr>
+        <w:t>1</w:t>
+      </w:r>
+      <w:r>
+        <w:rPr>
+          <w:rFonts w:ascii="Times New Roman" w:hAnsi="Times New Roman"/>
+          <w:b/>
+          <w:sz w:val="22"/>
+        </w:rPr>
+        <w:t xml:space="preserve">. </w:t>
+      </w:r>
+      <w:r>
+        <w:rPr>
+          <w:rFonts w:ascii="Times New Roman" w:hAnsi="Times New Roman" w:hint="eastAsia"/>
+          <w:b/>
+          <w:sz w:val="22"/>
+          <w:lang w:eastAsia="zh-CN"/>
+        </w:rPr>
+        <w:t xml:space="preserve">What are the four </w:t>
+      </w:r>
+      <w:r>
+        <w:rPr>
+          <w:rFonts w:ascii="Times New Roman" w:hAnsi="Times New Roman"/>
+          <w:b/>
+          <w:sz w:val="22"/>
+        </w:rPr>
+        <w:t>major sources of AI risk?</w:t>
       </w:r>
       <w:r>
         <w:rPr>
@@ -47,7 +72,7 @@
           <w:rFonts w:ascii="Times New Roman" w:hAnsi="Times New Roman"/>
           <w:sz w:val="22"/>
         </w:rPr>
-        <w:t xml:space="preserve"> Malicious use</w:t>
+        <w:t xml:space="preserve"> Hardware, software, networks, and data</w:t>
       </w:r>
       <w:r>
         <w:rPr>
@@ -69,7 +94,7 @@
           <w:rFonts w:ascii="Times New Roman" w:hAnsi="Times New Roman"/>
           <w:sz w:val="22"/>
         </w:rPr>
-        <w:t xml:space="preserve"> Model compression</w:t>
+        <w:t xml:space="preserve"> Malicious use, AI races, organizational risks, and rogue AIs</w:t>
       </w:r>
       <w:r>
         <w:rPr>
@@ -91,7 +116,7 @@
           <w:rFonts w:ascii="Times New Roman" w:hAnsi="Times New Roman"/>
           <w:sz w:val="22"/>
         </w:rPr>
-        <w:t xml:space="preserve"> Data normalization</w:t>
+        <w:t xml:space="preserve"> Bugs, viruses, spam, and phishing</w:t>
       </w:r>
       <w:r>
         <w:rPr>
@@ -113,7 +138,7 @@
           <w:rFonts w:ascii="Times New Roman" w:hAnsi="Times New Roman"/>
           <w:sz w:val="22"/>
         </w:rPr>
-        <w:t xml:space="preserve"> Benign deployment</w:t>
+        <w:t xml:space="preserve"> Startups, universities, militaries, and regulators</w:t>
       </w:r>
     </w:p>
     <w:p>
@@ -123,10 +148,9 @@
       <w:r>
         <w:rPr>
           <w:rFonts w:ascii="Times New Roman" w:hAnsi="Times New Roman"/>
-          <w:b w:val="0"/>
-          <w:sz w:val="22"/>
-        </w:rPr>
-        <w:t>ANS: A) Malicious use</w:t>
+          <w:sz w:val="22"/>
+        </w:rPr>
+        <w:t>ANS: B) Malicious use, AI races, organizational risks, and rogue AIs</w:t>
       </w:r>
     </w:p>
     <w:p>
@@ -135,11 +159,20 @@
       </w:pPr>
       <w:r>
         <w:rPr>
-          <w:rFonts w:ascii="Times New Roman" w:hAnsi="Times New Roman"/>
-          <w:b/>
-          <w:sz w:val="22"/>
-        </w:rPr>
-        <w:t>2. What is structured access to an AI system?</w:t>
+          <w:rFonts w:ascii="Times New Roman" w:hAnsi="Times New Roman" w:hint="eastAsia"/>
+          <w:b/>
+          <w:sz w:val="22"/>
+          <w:lang w:eastAsia="zh-CN"/>
+        </w:rPr>
+        <w:t>2</w:t>
+      </w:r>
+      <w:r>
+        <w:rPr>
+          <w:rFonts w:ascii="Times New Roman" w:hAnsi="Times New Roman"/>
+          <w:b/>
+          <w:sz w:val="22"/>
+        </w:rPr>
+        <w:t>. Which risk from AI-enabled cyberattacks is highlighted in the presentation?</w:t>
       </w:r>
       <w:r>
         <w:rPr>
@@ -161,7 +194,7 @@
           <w:rFonts w:ascii="Times New Roman" w:hAnsi="Times New Roman"/>
           <w:sz w:val="22"/>
         </w:rPr>
-        <w:t xml:space="preserve"> Publishing all model weights</w:t>
+        <w:t xml:space="preserve"> AIs could increase the accessibility, success rate, scale, speed, stealth, and potency of cyberattacks</w:t>
       </w:r>
       <w:r>
         <w:rPr>
@@ -183,7 +216,7 @@
           <w:rFonts w:ascii="Times New Roman" w:hAnsi="Times New Roman"/>
           <w:sz w:val="22"/>
         </w:rPr>
-        <w:t xml:space="preserve"> Providing capabilities through controlled, monitored channels such as APIs</w:t>
+        <w:t xml:space="preserve"> Cyberattacks can no longer target infrastructure</w:t>
       </w:r>
       <w:r>
         <w:rPr>
@@ -205,7 +238,7 @@
           <w:rFonts w:ascii="Times New Roman" w:hAnsi="Times New Roman"/>
           <w:sz w:val="22"/>
         </w:rPr>
-        <w:t xml:space="preserve"> Removing all usage restrictions</w:t>
+        <w:t xml:space="preserve"> Attribution of attacks becomes trivially easy</w:t>
       </w:r>
       <w:r>
         <w:rPr>
@@ -227,7 +260,7 @@
           <w:rFonts w:ascii="Times New Roman" w:hAnsi="Times New Roman"/>
           <w:sz w:val="22"/>
         </w:rPr>
-        <w:t xml:space="preserve"> Allowing only offline training</w:t>
+        <w:t xml:space="preserve"> Cyberattacks are unrelated to the risk of war</w:t>
       </w:r>
     </w:p>
     <w:p>
@@ -237,10 +270,9 @@
       <w:r>
         <w:rPr>
           <w:rFonts w:ascii="Times New Roman" w:hAnsi="Times New Roman"/>
-          <w:b w:val="0"/>
-          <w:sz w:val="22"/>
-        </w:rPr>
-        <w:t>ANS: B) Providing capabilities through controlled, monitored channels such as APIs</w:t>
+          <w:sz w:val="22"/>
+        </w:rPr>
+        <w:t>ANS: A) AIs could increase the accessibility, success rate, scale, speed, stealth, and potency of cyberattacks</w:t>
       </w:r>
     </w:p>
     <w:p>
@@ -249,11 +281,20 @@
       </w:pPr>
       <w:r>
         <w:rPr>
-          <w:rFonts w:ascii="Times New Roman" w:hAnsi="Times New Roman"/>
-          <w:b/>
-          <w:sz w:val="22"/>
-        </w:rPr>
-        <w:t>3. Which risk is most directly associated with persuasive AI?</w:t>
+          <w:rFonts w:ascii="Times New Roman" w:hAnsi="Times New Roman" w:hint="eastAsia"/>
+          <w:b/>
+          <w:sz w:val="22"/>
+          <w:lang w:eastAsia="zh-CN"/>
+        </w:rPr>
+        <w:t>3</w:t>
+      </w:r>
+      <w:r>
+        <w:rPr>
+          <w:rFonts w:ascii="Times New Roman" w:hAnsi="Times New Roman"/>
+          <w:b/>
+          <w:sz w:val="22"/>
+        </w:rPr>
+        <w:t>. How could persuasive AI pollute the information ecosystem, according to the slides?</w:t>
       </w:r>
       <w:r>
         <w:rPr>
@@ -275,7 +316,7 @@
           <w:rFonts w:ascii="Times New Roman" w:hAnsi="Times New Roman"/>
           <w:sz w:val="22"/>
         </w:rPr>
-        <w:t xml:space="preserve"> Reduced storage capacity</w:t>
+        <w:t xml:space="preserve"> By interacting with millions of people at once, perpetuating falsehoods, and exploiting user trust</w:t>
       </w:r>
       <w:r>
         <w:rPr>
@@ -297,7 +338,7 @@
           <w:rFonts w:ascii="Times New Roman" w:hAnsi="Times New Roman"/>
           <w:sz w:val="22"/>
         </w:rPr>
-        <w:t xml:space="preserve"> Slower inference</w:t>
+        <w:t xml:space="preserve"> By eliminating all misinformation automatically</w:t>
       </w:r>
       <w:r>
         <w:rPr>
@@ -319,7 +360,7 @@
           <w:rFonts w:ascii="Times New Roman" w:hAnsi="Times New Roman"/>
           <w:sz w:val="22"/>
         </w:rPr>
-        <w:t xml:space="preserve"> Pollution of the information ecosystem and exploitation of user trust</w:t>
+        <w:t xml:space="preserve"> By making misinformation far more expensive to produce</w:t>
       </w:r>
       <w:r>
         <w:rPr>
@@ -341,7 +382,7 @@
           <w:rFonts w:ascii="Times New Roman" w:hAnsi="Times New Roman"/>
           <w:sz w:val="22"/>
         </w:rPr>
-        <w:t xml:space="preserve"> Improved calibration</w:t>
+        <w:t xml:space="preserve"> By restricting itself to offline use only</w:t>
       </w:r>
     </w:p>
     <w:p>
@@ -351,10 +392,9 @@
       <w:r>
         <w:rPr>
           <w:rFonts w:ascii="Times New Roman" w:hAnsi="Times New Roman"/>
-          <w:b w:val="0"/>
-          <w:sz w:val="22"/>
-        </w:rPr>
-        <w:t>ANS: C) Pollution of the information ecosystem and exploitation of user trust</w:t>
+          <w:sz w:val="22"/>
+        </w:rPr>
+        <w:t>ANS: A) By interacting with millions of people at once, perpetuating falsehoods, and exploiting user trust</w:t>
       </w:r>
     </w:p>
     <w:p>
@@ -363,11 +403,20 @@
       </w:pPr>
       <w:r>
         <w:rPr>
-          <w:rFonts w:ascii="Times New Roman" w:hAnsi="Times New Roman"/>
-          <w:b/>
-          <w:sz w:val="22"/>
-        </w:rPr>
-        <w:t>4. What can competitive pressure cause AI organizations to do?</w:t>
+          <w:rFonts w:ascii="Times New Roman" w:hAnsi="Times New Roman" w:hint="eastAsia"/>
+          <w:b/>
+          <w:sz w:val="22"/>
+          <w:lang w:eastAsia="zh-CN"/>
+        </w:rPr>
+        <w:t>4</w:t>
+      </w:r>
+      <w:r>
+        <w:rPr>
+          <w:rFonts w:ascii="Times New Roman" w:hAnsi="Times New Roman"/>
+          <w:b/>
+          <w:sz w:val="22"/>
+        </w:rPr>
+        <w:t>. What concern does the presentation raise about surveillance and power concentration?</w:t>
       </w:r>
       <w:r>
         <w:rPr>
@@ -389,7 +438,7 @@
           <w:rFonts w:ascii="Times New Roman" w:hAnsi="Times New Roman"/>
           <w:sz w:val="22"/>
         </w:rPr>
-        <w:t xml:space="preserve"> Stop all deployment</w:t>
+        <w:t xml:space="preserve"> AI makes information processing impossible to centralize</w:t>
       </w:r>
       <w:r>
         <w:rPr>
@@ -411,7 +460,7 @@
           <w:rFonts w:ascii="Times New Roman" w:hAnsi="Times New Roman"/>
           <w:sz w:val="22"/>
         </w:rPr>
-        <w:t xml:space="preserve"> Eliminate market incentives</w:t>
+        <w:t xml:space="preserve"> Corporations and states could misuse AI to concentrate power and sustain totalitarian regimes</w:t>
       </w:r>
       <w:r>
         <w:rPr>
@@ -433,7 +482,7 @@
           <w:rFonts w:ascii="Times New Roman" w:hAnsi="Times New Roman"/>
           <w:sz w:val="22"/>
         </w:rPr>
-        <w:t xml:space="preserve"> Guarantee complete theoretical understanding</w:t>
+        <w:t xml:space="preserve"> Automated states depend more heavily on mortal human dictators</w:t>
       </w:r>
       <w:r>
         <w:rPr>
@@ -455,7 +504,7 @@
           <w:rFonts w:ascii="Times New Roman" w:hAnsi="Times New Roman"/>
           <w:sz w:val="22"/>
         </w:rPr>
-        <w:t xml:space="preserve"> Prioritize rapid deployment and short-term gains over safety</w:t>
+        <w:t xml:space="preserve"> Power concentration is limited to individuals only</w:t>
       </w:r>
     </w:p>
     <w:p>
@@ -465,10 +514,9 @@
       <w:r>
         <w:rPr>
           <w:rFonts w:ascii="Times New Roman" w:hAnsi="Times New Roman"/>
-          <w:b w:val="0"/>
-          <w:sz w:val="22"/>
-        </w:rPr>
-        <w:t>ANS: D) Prioritize rapid deployment and short-term gains over safety</w:t>
+          <w:sz w:val="22"/>
+        </w:rPr>
+        <w:t>ANS: B) Corporations and states could misuse AI to concentrate power and sustain totalitarian regimes</w:t>
       </w:r>
     </w:p>
     <w:p>
@@ -477,11 +525,20 @@
       </w:pPr>
       <w:r>
         <w:rPr>
-          <w:rFonts w:ascii="Times New Roman" w:hAnsi="Times New Roman"/>
-          <w:b/>
-          <w:sz w:val="22"/>
-        </w:rPr>
-        <w:t>5. Which measure was presented as a way to reduce malicious use?</w:t>
+          <w:rFonts w:ascii="Times New Roman" w:hAnsi="Times New Roman" w:hint="eastAsia"/>
+          <w:b/>
+          <w:sz w:val="22"/>
+          <w:lang w:eastAsia="zh-CN"/>
+        </w:rPr>
+        <w:t>5</w:t>
+      </w:r>
+      <w:r>
+        <w:rPr>
+          <w:rFonts w:ascii="Times New Roman" w:hAnsi="Times New Roman"/>
+          <w:b/>
+          <w:sz w:val="22"/>
+        </w:rPr>
+        <w:t>. Which measures are listed as ways to reduce malicious use of AI?</w:t>
       </w:r>
       <w:r>
         <w:rPr>
@@ -503,7 +560,7 @@
           <w:rFonts w:ascii="Times New Roman" w:hAnsi="Times New Roman"/>
           <w:sz w:val="22"/>
         </w:rPr>
-        <w:t xml:space="preserve"> Make systems harder to jailbreak</w:t>
+        <w:t xml:space="preserve"> Removing all legal liability from developers</w:t>
       </w:r>
       <w:r>
         <w:rPr>
@@ -525,7 +582,7 @@
           <w:rFonts w:ascii="Times New Roman" w:hAnsi="Times New Roman"/>
           <w:sz w:val="22"/>
         </w:rPr>
-        <w:t xml:space="preserve"> Remove anomaly detection</w:t>
+        <w:t xml:space="preserve"> Making AI systems easier to jailbreak</w:t>
       </w:r>
       <w:r>
         <w:rPr>
@@ -547,7 +604,7 @@
           <w:rFonts w:ascii="Times New Roman" w:hAnsi="Times New Roman"/>
           <w:sz w:val="22"/>
         </w:rPr>
-        <w:t xml:space="preserve"> Release every capability without controls</w:t>
+        <w:t xml:space="preserve"> Structured access, legal liability for developers, jailbreak resistance, and defensive technologies such as biodefense and anomaly detection</w:t>
       </w:r>
       <w:r>
         <w:rPr>
@@ -569,7 +626,7 @@
           <w:rFonts w:ascii="Times New Roman" w:hAnsi="Times New Roman"/>
           <w:sz w:val="22"/>
         </w:rPr>
-        <w:t xml:space="preserve"> Eliminate defensive technology</w:t>
+        <w:t xml:space="preserve"> Abandoning anomaly detection research</w:t>
       </w:r>
     </w:p>
     <w:p>
@@ -579,10 +636,9 @@
       <w:r>
         <w:rPr>
           <w:rFonts w:ascii="Times New Roman" w:hAnsi="Times New Roman"/>
-          <w:b w:val="0"/>
-          <w:sz w:val="22"/>
-        </w:rPr>
-        <w:t>ANS: A) Make systems harder to jailbreak</w:t>
+          <w:sz w:val="22"/>
+        </w:rPr>
+        <w:t>ANS: C) Structured access, legal liability for developers, jailbreak resistance, and defensive technologies such as biodefense and anomaly detection</w:t>
       </w:r>
     </w:p>
     <w:p>
@@ -591,11 +647,20 @@
       </w:pPr>
       <w:r>
         <w:rPr>
-          <w:rFonts w:ascii="Times New Roman" w:hAnsi="Times New Roman"/>
-          <w:b/>
-          <w:sz w:val="22"/>
-        </w:rPr>
-        <w:t>6. What does an AI racing dynamic describe?</w:t>
+          <w:rFonts w:ascii="Times New Roman" w:hAnsi="Times New Roman" w:hint="eastAsia"/>
+          <w:b/>
+          <w:sz w:val="22"/>
+          <w:lang w:eastAsia="zh-CN"/>
+        </w:rPr>
+        <w:t>6</w:t>
+      </w:r>
+      <w:r>
+        <w:rPr>
+          <w:rFonts w:ascii="Times New Roman" w:hAnsi="Times New Roman"/>
+          <w:b/>
+          <w:sz w:val="22"/>
+        </w:rPr>
+        <w:t>. What is structured access?</w:t>
       </w:r>
       <w:r>
         <w:rPr>
@@ -617,7 +682,7 @@
           <w:rFonts w:ascii="Times New Roman" w:hAnsi="Times New Roman"/>
           <w:sz w:val="22"/>
         </w:rPr>
-        <w:t xml:space="preserve"> A benchmark for processor speed</w:t>
+        <w:t xml:space="preserve"> Releasing model weights openly to everyone</w:t>
       </w:r>
       <w:r>
         <w:rPr>
@@ -639,7 +704,7 @@
           <w:rFonts w:ascii="Times New Roman" w:hAnsi="Times New Roman"/>
           <w:sz w:val="22"/>
         </w:rPr>
-        <w:t xml:space="preserve"> Competition to develop increasingly powerful AI systems</w:t>
+        <w:t xml:space="preserve"> Providing AI capabilities through controlled, monitored channels such as APIs so access can be limited, tracked, and revoked</w:t>
       </w:r>
       <w:r>
         <w:rPr>
@@ -661,7 +726,7 @@
           <w:rFonts w:ascii="Times New Roman" w:hAnsi="Times New Roman"/>
           <w:sz w:val="22"/>
         </w:rPr>
-        <w:t xml:space="preserve"> A method for labeling data</w:t>
+        <w:t xml:space="preserve"> Deleting all user accounts after each session</w:t>
       </w:r>
       <w:r>
         <w:rPr>
@@ -683,7 +748,7 @@
           <w:rFonts w:ascii="Times New Roman" w:hAnsi="Times New Roman"/>
           <w:sz w:val="22"/>
         </w:rPr>
-        <w:t xml:space="preserve"> A robot-navigation algorithm</w:t>
+        <w:t xml:space="preserve"> Publishing training data without restriction</w:t>
       </w:r>
     </w:p>
     <w:p>
@@ -693,10 +758,9 @@
       <w:r>
         <w:rPr>
           <w:rFonts w:ascii="Times New Roman" w:hAnsi="Times New Roman"/>
-          <w:b w:val="0"/>
-          <w:sz w:val="22"/>
-        </w:rPr>
-        <w:t>ANS: B) Competition to develop increasingly powerful AI systems</w:t>
+          <w:sz w:val="22"/>
+        </w:rPr>
+        <w:t>ANS: B) Providing AI capabilities through controlled, monitored channels such as APIs so access can be limited, tracked, and revoked</w:t>
       </w:r>
     </w:p>
     <w:p>
@@ -705,11 +769,20 @@
       </w:pPr>
       <w:r>
         <w:rPr>
-          <w:rFonts w:ascii="Times New Roman" w:hAnsi="Times New Roman"/>
-          <w:b/>
-          <w:sz w:val="22"/>
-        </w:rPr>
-        <w:t>7. Why may AI concentrate power?</w:t>
+          <w:rFonts w:ascii="Times New Roman" w:hAnsi="Times New Roman" w:hint="eastAsia"/>
+          <w:b/>
+          <w:sz w:val="22"/>
+          <w:lang w:eastAsia="zh-CN"/>
+        </w:rPr>
+        <w:t>7</w:t>
+      </w:r>
+      <w:r>
+        <w:rPr>
+          <w:rFonts w:ascii="Times New Roman" w:hAnsi="Times New Roman"/>
+          <w:b/>
+          <w:sz w:val="22"/>
+        </w:rPr>
+        <w:t>. What are AI racing dynamics as described in the slides?</w:t>
       </w:r>
       <w:r>
         <w:rPr>
@@ -731,7 +804,7 @@
           <w:rFonts w:ascii="Times New Roman" w:hAnsi="Times New Roman"/>
           <w:sz w:val="22"/>
         </w:rPr>
-        <w:t xml:space="preserve"> AI always decentralizes organizations</w:t>
+        <w:t xml:space="preserve"> Risks from competition between militaries, corporations, or others to develop increasingly powerful AI systems</w:t>
       </w:r>
       <w:r>
         <w:rPr>
@@ -753,7 +826,7 @@
           <w:rFonts w:ascii="Times New Roman" w:hAnsi="Times New Roman"/>
           <w:sz w:val="22"/>
         </w:rPr>
-        <w:t xml:space="preserve"> AI prevents surveillance</w:t>
+        <w:t xml:space="preserve"> A benchmark for model inference speed</w:t>
       </w:r>
       <w:r>
         <w:rPr>
@@ -775,7 +848,7 @@
           <w:rFonts w:ascii="Times New Roman" w:hAnsi="Times New Roman"/>
           <w:sz w:val="22"/>
         </w:rPr>
-        <w:t xml:space="preserve"> AI can centralize competent information processing and strengthen states or corporations</w:t>
+        <w:t xml:space="preserve"> A hardware manufacturing standard</w:t>
       </w:r>
       <w:r>
         <w:rPr>
@@ -797,7 +870,7 @@
           <w:rFonts w:ascii="Times New Roman" w:hAnsi="Times New Roman"/>
           <w:sz w:val="22"/>
         </w:rPr>
-        <w:t xml:space="preserve"> AI abolishes information processing</w:t>
+        <w:t xml:space="preserve"> A method for labeling training data</w:t>
       </w:r>
     </w:p>
     <w:p>
@@ -807,10 +880,10 @@
       <w:r>
         <w:rPr>
           <w:rFonts w:ascii="Times New Roman" w:hAnsi="Times New Roman"/>
-          <w:b w:val="0"/>
-          <w:sz w:val="22"/>
-        </w:rPr>
-        <w:t>ANS: C) AI can centralize competent information processing and strengthen states or corporations</w:t>
+          <w:sz w:val="22"/>
+        </w:rPr>
+        <w:lastRenderedPageBreak/>
+        <w:t>ANS: A) Risks from competition between militaries, corporations, or others to develop increasingly powerful AI systems</w:t>
       </w:r>
     </w:p>
     <w:p>
@@ -819,11 +892,38 @@
       </w:pPr>
       <w:r>
         <w:rPr>
-          <w:rFonts w:ascii="Times New Roman" w:hAnsi="Times New Roman"/>
-          <w:b/>
-          <w:sz w:val="22"/>
-        </w:rPr>
-        <w:t>8. What is human enfeeblement in an AI-risk scenario?</w:t>
+          <w:rFonts w:ascii="Times New Roman" w:hAnsi="Times New Roman" w:hint="eastAsia"/>
+          <w:b/>
+          <w:sz w:val="22"/>
+          <w:lang w:eastAsia="zh-CN"/>
+        </w:rPr>
+        <w:t>8</w:t>
+      </w:r>
+      <w:r>
+        <w:rPr>
+          <w:rFonts w:ascii="Times New Roman" w:hAnsi="Times New Roman"/>
+          <w:b/>
+          <w:sz w:val="22"/>
+        </w:rPr>
+        <w:t xml:space="preserve">. Why does competitive pressure </w:t>
+      </w:r>
+      <w:proofErr w:type="gramStart"/>
+      <w:r>
+        <w:rPr>
+          <w:rFonts w:ascii="Times New Roman" w:hAnsi="Times New Roman"/>
+          <w:b/>
+          <w:sz w:val="22"/>
+        </w:rPr>
+        <w:t>erodes</w:t>
+      </w:r>
+      <w:proofErr w:type="gramEnd"/>
+      <w:r>
+        <w:rPr>
+          <w:rFonts w:ascii="Times New Roman" w:hAnsi="Times New Roman"/>
+          <w:b/>
+          <w:sz w:val="22"/>
+        </w:rPr>
+        <w:t xml:space="preserve"> safety?</w:t>
       </w:r>
       <w:r>
         <w:rPr>
@@ -845,7 +945,7 @@
           <w:rFonts w:ascii="Times New Roman" w:hAnsi="Times New Roman"/>
           <w:sz w:val="22"/>
         </w:rPr>
-        <w:t xml:space="preserve"> Humans receive better tools</w:t>
+        <w:t xml:space="preserve"> Because competition removes all profit motives</w:t>
       </w:r>
       <w:r>
         <w:rPr>
@@ -867,7 +967,7 @@
           <w:rFonts w:ascii="Times New Roman" w:hAnsi="Times New Roman"/>
           <w:sz w:val="22"/>
         </w:rPr>
-        <w:t xml:space="preserve"> AI systems become smaller</w:t>
+        <w:t xml:space="preserve"> Because safety and capabilities are unrelated</w:t>
       </w:r>
       <w:r>
         <w:rPr>
@@ -889,7 +989,7 @@
           <w:rFonts w:ascii="Times New Roman" w:hAnsi="Times New Roman"/>
           <w:sz w:val="22"/>
         </w:rPr>
-        <w:t xml:space="preserve"> Organizations adopt more redundancy</w:t>
+        <w:t xml:space="preserve"> Because regulation prevents any deployment</w:t>
       </w:r>
       <w:r>
         <w:rPr>
@@ -911,7 +1011,7 @@
           <w:rFonts w:ascii="Times New Roman" w:hAnsi="Times New Roman"/>
           <w:sz w:val="22"/>
         </w:rPr>
-        <w:t xml:space="preserve"> Humanity concedes enough capability and power that it can no longer prevent catastrophe</w:t>
+        <w:t xml:space="preserve"> Because competition incentivizes businesses to deploy potentially unsafe AI systems and focus on short-term gains</w:t>
       </w:r>
     </w:p>
     <w:p>
@@ -921,10 +1021,9 @@
       <w:r>
         <w:rPr>
           <w:rFonts w:ascii="Times New Roman" w:hAnsi="Times New Roman"/>
-          <w:b w:val="0"/>
-          <w:sz w:val="22"/>
-        </w:rPr>
-        <w:t>ANS: D) Humanity concedes enough capability and power that it can no longer prevent catastrophe</w:t>
+          <w:sz w:val="22"/>
+        </w:rPr>
+        <w:t>ANS: D) Because competition incentivizes businesses to deploy potentially unsafe AI systems and focus on short-term gains</w:t>
       </w:r>
     </w:p>
     <w:p>
@@ -933,11 +1032,20 @@
       </w:pPr>
       <w:r>
         <w:rPr>
-          <w:rFonts w:ascii="Times New Roman" w:hAnsi="Times New Roman"/>
-          <w:b/>
-          <w:sz w:val="22"/>
-        </w:rPr>
-        <w:t>9. What is a key feature of a strong safety culture?</w:t>
+          <w:rFonts w:ascii="Times New Roman" w:hAnsi="Times New Roman" w:hint="eastAsia"/>
+          <w:b/>
+          <w:sz w:val="22"/>
+          <w:lang w:eastAsia="zh-CN"/>
+        </w:rPr>
+        <w:t>9</w:t>
+      </w:r>
+      <w:r>
+        <w:rPr>
+          <w:rFonts w:ascii="Times New Roman" w:hAnsi="Times New Roman"/>
+          <w:b/>
+          <w:sz w:val="22"/>
+        </w:rPr>
+        <w:t>. What is proxy gaming?</w:t>
       </w:r>
       <w:r>
         <w:rPr>
@@ -959,7 +1067,7 @@
           <w:rFonts w:ascii="Times New Roman" w:hAnsi="Times New Roman"/>
           <w:sz w:val="22"/>
         </w:rPr>
-        <w:t xml:space="preserve"> Leadership commitment and shared responsibility for safety</w:t>
+        <w:t xml:space="preserve"> Optimizing an approximate goal until it no longer corresponds to the true goal</w:t>
       </w:r>
       <w:r>
         <w:rPr>
@@ -981,7 +1089,7 @@
           <w:rFonts w:ascii="Times New Roman" w:hAnsi="Times New Roman"/>
           <w:sz w:val="22"/>
         </w:rPr>
-        <w:t xml:space="preserve"> Ignoring near misses</w:t>
+        <w:t xml:space="preserve"> Training a model with no objective at all</w:t>
       </w:r>
       <w:r>
         <w:rPr>
@@ -1003,7 +1111,7 @@
           <w:rFonts w:ascii="Times New Roman" w:hAnsi="Times New Roman"/>
           <w:sz w:val="22"/>
         </w:rPr>
-        <w:t xml:space="preserve"> Treating safety only as a constraint</w:t>
+        <w:t xml:space="preserve"> Testing a model only on its training set</w:t>
       </w:r>
       <w:r>
         <w:rPr>
@@ -1025,20 +1133,22 @@
           <w:rFonts w:ascii="Times New Roman" w:hAnsi="Times New Roman"/>
           <w:sz w:val="22"/>
         </w:rPr>
-        <w:t xml:space="preserve"> Discouraging open communication</w:t>
+        <w:t xml:space="preserve"> Replacing neural networks with lookup tables</w:t>
       </w:r>
     </w:p>
     <w:p>
       <w:pPr>
         <w:spacing w:after="60"/>
-      </w:pPr>
-      <w:r>
-        <w:rPr>
-          <w:rFonts w:ascii="Times New Roman" w:hAnsi="Times New Roman"/>
-          <w:b w:val="0"/>
-          <w:sz w:val="22"/>
-        </w:rPr>
-        <w:t>ANS: A) Leadership commitment and shared responsibility for safety</w:t>
+        <w:rPr>
+          <w:lang w:eastAsia="zh-CN"/>
+        </w:rPr>
+      </w:pPr>
+      <w:r>
+        <w:rPr>
+          <w:rFonts w:ascii="Times New Roman" w:hAnsi="Times New Roman"/>
+          <w:sz w:val="22"/>
+        </w:rPr>
+        <w:t>ANS: A) Optimizing an approximate goal until it no longer corresponds to the true goal</w:t>
       </w:r>
     </w:p>
     <w:p>
@@ -1051,7 +1161,7 @@
           <w:b/>
           <w:sz w:val="22"/>
         </w:rPr>
-        <w:t>10. What is a High Reliability Organization (HRO)?</w:t>
+        <w:t>10. What does the Swiss Cheese model illustrate about safe design?</w:t>
       </w:r>
       <w:r>
         <w:rPr>
@@ -1073,7 +1183,7 @@
           <w:rFonts w:ascii="Times New Roman" w:hAnsi="Times New Roman"/>
           <w:sz w:val="22"/>
         </w:rPr>
-        <w:t xml:space="preserve"> An organization that avoids complex systems</w:t>
+        <w:t xml:space="preserve"> A single perfect safeguard is sufficient on its own</w:t>
       </w:r>
       <w:r>
         <w:rPr>
@@ -1095,7 +1205,7 @@
           <w:rFonts w:ascii="Times New Roman" w:hAnsi="Times New Roman"/>
           <w:sz w:val="22"/>
         </w:rPr>
-        <w:t xml:space="preserve"> An organization that sustains high safety and reliability in complex, high-risk settings</w:t>
+        <w:t xml:space="preserve"> Layering multiple defenses so they compensate for each other’s weaknesses and reduce overall risk</w:t>
       </w:r>
       <w:r>
         <w:rPr>
@@ -1117,7 +1227,7 @@
           <w:rFonts w:ascii="Times New Roman" w:hAnsi="Times New Roman"/>
           <w:sz w:val="22"/>
         </w:rPr>
-        <w:t xml:space="preserve"> A company that releases only open-source models</w:t>
+        <w:t xml:space="preserve"> Safety measures should be removed to speed up deployment</w:t>
       </w:r>
       <w:r>
         <w:rPr>
@@ -1139,1160 +1249,23 @@
           <w:rFonts w:ascii="Times New Roman" w:hAnsi="Times New Roman"/>
           <w:sz w:val="22"/>
         </w:rPr>
-        <w:t xml:space="preserve"> A team that measures only average performance</w:t>
+        <w:t xml:space="preserve"> Accidents can be predicted with certainty</w:t>
       </w:r>
     </w:p>
     <w:p>
       <w:pPr>
         <w:spacing w:after="60"/>
-      </w:pPr>
-      <w:r>
-        <w:rPr>
-          <w:rFonts w:ascii="Times New Roman" w:hAnsi="Times New Roman"/>
-          <w:b w:val="0"/>
-          <w:sz w:val="22"/>
-        </w:rPr>
-        <w:t>ANS: B) An organization that sustains high safety and reliability in complex, high-risk settings</w:t>
-      </w:r>
-    </w:p>
-    <w:p>
-      <w:pPr>
-        <w:spacing w:after="0"/>
-      </w:pPr>
-      <w:r>
-        <w:rPr>
-          <w:rFonts w:ascii="Times New Roman" w:hAnsi="Times New Roman"/>
-          <w:b/>
-          <w:sz w:val="22"/>
-        </w:rPr>
-        <w:t>11. What does a security mindset emphasize?</w:t>
-      </w:r>
-      <w:r>
-        <w:rPr>
-          <w:rFonts w:ascii="Times New Roman" w:hAnsi="Times New Roman"/>
-          <w:sz w:val="22"/>
-        </w:rPr>
-        <w:br/>
-      </w:r>
-      <w:r>
-        <w:rPr>
-          <w:rFonts w:ascii="Times New Roman" w:hAnsi="Times New Roman"/>
-          <w:b/>
-          <w:sz w:val="22"/>
-        </w:rPr>
-        <w:t>A)</w:t>
-      </w:r>
-      <w:r>
-        <w:rPr>
-          <w:rFonts w:ascii="Times New Roman" w:hAnsi="Times New Roman"/>
-          <w:sz w:val="22"/>
-        </w:rPr>
-        <w:t xml:space="preserve"> Considering only typical use</w:t>
-      </w:r>
-      <w:r>
-        <w:rPr>
-          <w:rFonts w:ascii="Times New Roman" w:hAnsi="Times New Roman"/>
-          <w:sz w:val="22"/>
-        </w:rPr>
-        <w:br/>
-      </w:r>
-      <w:r>
-        <w:rPr>
-          <w:rFonts w:ascii="Times New Roman" w:hAnsi="Times New Roman"/>
-          <w:b/>
-          <w:sz w:val="22"/>
-        </w:rPr>
-        <w:t>B)</w:t>
-      </w:r>
-      <w:r>
-        <w:rPr>
-          <w:rFonts w:ascii="Times New Roman" w:hAnsi="Times New Roman"/>
-          <w:sz w:val="22"/>
-        </w:rPr>
-        <w:t xml:space="preserve"> Assuming failure is impossible</w:t>
-      </w:r>
-      <w:r>
-        <w:rPr>
-          <w:rFonts w:ascii="Times New Roman" w:hAnsi="Times New Roman"/>
-          <w:sz w:val="22"/>
-        </w:rPr>
-        <w:br/>
-      </w:r>
-      <w:r>
-        <w:rPr>
-          <w:rFonts w:ascii="Times New Roman" w:hAnsi="Times New Roman"/>
-          <w:b/>
-          <w:sz w:val="22"/>
-        </w:rPr>
-        <w:t>C)</w:t>
-      </w:r>
-      <w:r>
-        <w:rPr>
-          <w:rFonts w:ascii="Times New Roman" w:hAnsi="Times New Roman"/>
-          <w:sz w:val="22"/>
-        </w:rPr>
-        <w:t xml:space="preserve"> Thinking like an attacker and examining worst-case scenarios</w:t>
-      </w:r>
-      <w:r>
-        <w:rPr>
-          <w:rFonts w:ascii="Times New Roman" w:hAnsi="Times New Roman"/>
-          <w:sz w:val="22"/>
-        </w:rPr>
-        <w:br/>
-      </w:r>
-      <w:r>
-        <w:rPr>
-          <w:rFonts w:ascii="Times New Roman" w:hAnsi="Times New Roman"/>
-          <w:b/>
-          <w:sz w:val="22"/>
-        </w:rPr>
-        <w:t>D)</w:t>
-      </w:r>
-      <w:r>
-        <w:rPr>
-          <w:rFonts w:ascii="Times New Roman" w:hAnsi="Times New Roman"/>
-          <w:sz w:val="22"/>
-        </w:rPr>
-        <w:t xml:space="preserve"> Eliminating accountability</w:t>
-      </w:r>
-    </w:p>
-    <w:p>
-      <w:pPr>
-        <w:spacing w:after="60"/>
-      </w:pPr>
-      <w:r>
-        <w:rPr>
-          <w:rFonts w:ascii="Times New Roman" w:hAnsi="Times New Roman"/>
-          <w:b w:val="0"/>
-          <w:sz w:val="22"/>
-        </w:rPr>
-        <w:t>ANS: C) Thinking like an attacker and examining worst-case scenarios</w:t>
-      </w:r>
-    </w:p>
-    <w:p>
-      <w:pPr>
-        <w:spacing w:after="0"/>
-      </w:pPr>
-      <w:r>
-        <w:rPr>
-          <w:rFonts w:ascii="Times New Roman" w:hAnsi="Times New Roman"/>
-          <w:b/>
-          <w:sz w:val="22"/>
-        </w:rPr>
-        <w:t>12. What is alarm fatigue?</w:t>
-      </w:r>
-      <w:r>
-        <w:rPr>
-          <w:rFonts w:ascii="Times New Roman" w:hAnsi="Times New Roman"/>
-          <w:sz w:val="22"/>
-        </w:rPr>
-        <w:br/>
-      </w:r>
-      <w:r>
-        <w:rPr>
-          <w:rFonts w:ascii="Times New Roman" w:hAnsi="Times New Roman"/>
-          <w:b/>
-          <w:sz w:val="22"/>
-        </w:rPr>
-        <w:t>A)</w:t>
-      </w:r>
-      <w:r>
-        <w:rPr>
-          <w:rFonts w:ascii="Times New Roman" w:hAnsi="Times New Roman"/>
-          <w:sz w:val="22"/>
-        </w:rPr>
-        <w:t xml:space="preserve"> A lack of computational resources</w:t>
-      </w:r>
-      <w:r>
-        <w:rPr>
-          <w:rFonts w:ascii="Times New Roman" w:hAnsi="Times New Roman"/>
-          <w:sz w:val="22"/>
-        </w:rPr>
-        <w:br/>
-      </w:r>
-      <w:r>
-        <w:rPr>
-          <w:rFonts w:ascii="Times New Roman" w:hAnsi="Times New Roman"/>
-          <w:b/>
-          <w:sz w:val="22"/>
-        </w:rPr>
-        <w:t>B)</w:t>
-      </w:r>
-      <w:r>
-        <w:rPr>
-          <w:rFonts w:ascii="Times New Roman" w:hAnsi="Times New Roman"/>
-          <w:sz w:val="22"/>
-        </w:rPr>
-        <w:t xml:space="preserve"> A physical sensor fault</w:t>
-      </w:r>
-      <w:r>
-        <w:rPr>
-          <w:rFonts w:ascii="Times New Roman" w:hAnsi="Times New Roman"/>
-          <w:sz w:val="22"/>
-        </w:rPr>
-        <w:br/>
-      </w:r>
-      <w:r>
-        <w:rPr>
-          <w:rFonts w:ascii="Times New Roman" w:hAnsi="Times New Roman"/>
-          <w:b/>
-          <w:sz w:val="22"/>
-        </w:rPr>
-        <w:t>C)</w:t>
-      </w:r>
-      <w:r>
-        <w:rPr>
-          <w:rFonts w:ascii="Times New Roman" w:hAnsi="Times New Roman"/>
-          <w:sz w:val="22"/>
-        </w:rPr>
-        <w:t xml:space="preserve"> A method of incident analysis</w:t>
-      </w:r>
-      <w:r>
-        <w:rPr>
-          <w:rFonts w:ascii="Times New Roman" w:hAnsi="Times New Roman"/>
-          <w:sz w:val="22"/>
-        </w:rPr>
-        <w:br/>
-      </w:r>
-      <w:r>
-        <w:rPr>
-          <w:rFonts w:ascii="Times New Roman" w:hAnsi="Times New Roman"/>
-          <w:b/>
-          <w:sz w:val="22"/>
-        </w:rPr>
-        <w:t>D)</w:t>
-      </w:r>
-      <w:r>
-        <w:rPr>
-          <w:rFonts w:ascii="Times New Roman" w:hAnsi="Times New Roman"/>
-          <w:sz w:val="22"/>
-        </w:rPr>
-        <w:t xml:space="preserve"> Desensitization to warnings because potential failures are reported too frequently</w:t>
-      </w:r>
-    </w:p>
-    <w:p>
-      <w:pPr>
-        <w:spacing w:after="60"/>
-      </w:pPr>
-      <w:r>
-        <w:rPr>
-          <w:rFonts w:ascii="Times New Roman" w:hAnsi="Times New Roman"/>
-          <w:b w:val="0"/>
-          <w:sz w:val="22"/>
-        </w:rPr>
-        <w:t>ANS: D) Desensitization to warnings because potential failures are reported too frequently</w:t>
-      </w:r>
-    </w:p>
-    <w:p>
-      <w:pPr>
-        <w:spacing w:after="0"/>
-      </w:pPr>
-      <w:r>
-        <w:rPr>
-          <w:rFonts w:ascii="Times New Roman" w:hAnsi="Times New Roman"/>
-          <w:b/>
-          <w:sz w:val="22"/>
-        </w:rPr>
-        <w:t>13. Which pair was identified as a source of misaligned AI tendencies?</w:t>
-      </w:r>
-      <w:r>
-        <w:rPr>
-          <w:rFonts w:ascii="Times New Roman" w:hAnsi="Times New Roman"/>
-          <w:sz w:val="22"/>
-        </w:rPr>
-        <w:br/>
-      </w:r>
-      <w:r>
-        <w:rPr>
-          <w:rFonts w:ascii="Times New Roman" w:hAnsi="Times New Roman"/>
-          <w:b/>
-          <w:sz w:val="22"/>
-        </w:rPr>
-        <w:t>A)</w:t>
-      </w:r>
-      <w:r>
-        <w:rPr>
-          <w:rFonts w:ascii="Times New Roman" w:hAnsi="Times New Roman"/>
-          <w:sz w:val="22"/>
-        </w:rPr>
-        <w:t xml:space="preserve"> Proxy objectives and goal misgeneralization</w:t>
-      </w:r>
-      <w:r>
-        <w:rPr>
-          <w:rFonts w:ascii="Times New Roman" w:hAnsi="Times New Roman"/>
-          <w:sz w:val="22"/>
-        </w:rPr>
-        <w:br/>
-      </w:r>
-      <w:r>
-        <w:rPr>
-          <w:rFonts w:ascii="Times New Roman" w:hAnsi="Times New Roman"/>
-          <w:b/>
-          <w:sz w:val="22"/>
-        </w:rPr>
-        <w:t>B)</w:t>
-      </w:r>
-      <w:r>
-        <w:rPr>
-          <w:rFonts w:ascii="Times New Roman" w:hAnsi="Times New Roman"/>
-          <w:sz w:val="22"/>
-        </w:rPr>
-        <w:t xml:space="preserve"> Perfect specification and complete oversight</w:t>
-      </w:r>
-      <w:r>
-        <w:rPr>
-          <w:rFonts w:ascii="Times New Roman" w:hAnsi="Times New Roman"/>
-          <w:sz w:val="22"/>
-        </w:rPr>
-        <w:br/>
-      </w:r>
-      <w:r>
-        <w:rPr>
-          <w:rFonts w:ascii="Times New Roman" w:hAnsi="Times New Roman"/>
-          <w:b/>
-          <w:sz w:val="22"/>
-        </w:rPr>
-        <w:t>C)</w:t>
-      </w:r>
-      <w:r>
-        <w:rPr>
-          <w:rFonts w:ascii="Times New Roman" w:hAnsi="Times New Roman"/>
-          <w:sz w:val="22"/>
-        </w:rPr>
-        <w:t xml:space="preserve"> Redundancy and transparency</w:t>
-      </w:r>
-      <w:r>
-        <w:rPr>
-          <w:rFonts w:ascii="Times New Roman" w:hAnsi="Times New Roman"/>
-          <w:sz w:val="22"/>
-        </w:rPr>
-        <w:br/>
-      </w:r>
-      <w:r>
-        <w:rPr>
-          <w:rFonts w:ascii="Times New Roman" w:hAnsi="Times New Roman"/>
-          <w:b/>
-          <w:sz w:val="22"/>
-        </w:rPr>
-        <w:t>D)</w:t>
-      </w:r>
-      <w:r>
-        <w:rPr>
-          <w:rFonts w:ascii="Times New Roman" w:hAnsi="Times New Roman"/>
-          <w:sz w:val="22"/>
-        </w:rPr>
-        <w:t xml:space="preserve"> Calibration and regularization</w:t>
-      </w:r>
-    </w:p>
-    <w:p>
-      <w:pPr>
-        <w:spacing w:after="60"/>
-      </w:pPr>
-      <w:r>
-        <w:rPr>
-          <w:rFonts w:ascii="Times New Roman" w:hAnsi="Times New Roman"/>
-          <w:b w:val="0"/>
-          <w:sz w:val="22"/>
-        </w:rPr>
-        <w:t>ANS: A) Proxy objectives and goal misgeneralization</w:t>
-      </w:r>
-    </w:p>
-    <w:p>
-      <w:pPr>
-        <w:spacing w:after="0"/>
-      </w:pPr>
-      <w:r>
-        <w:rPr>
-          <w:rFonts w:ascii="Times New Roman" w:hAnsi="Times New Roman"/>
-          <w:b/>
-          <w:sz w:val="22"/>
-        </w:rPr>
-        <w:t>14. Why can power-seeking be instrumentally rational for an AI?</w:t>
-      </w:r>
-      <w:r>
-        <w:rPr>
-          <w:rFonts w:ascii="Times New Roman" w:hAnsi="Times New Roman"/>
-          <w:sz w:val="22"/>
-        </w:rPr>
-        <w:br/>
-      </w:r>
-      <w:r>
-        <w:rPr>
-          <w:rFonts w:ascii="Times New Roman" w:hAnsi="Times New Roman"/>
-          <w:b/>
-          <w:sz w:val="22"/>
-        </w:rPr>
-        <w:t>A)</w:t>
-      </w:r>
-      <w:r>
-        <w:rPr>
-          <w:rFonts w:ascii="Times New Roman" w:hAnsi="Times New Roman"/>
-          <w:sz w:val="22"/>
-        </w:rPr>
-        <w:t xml:space="preserve"> Power is always the final programmed goal</w:t>
-      </w:r>
-      <w:r>
-        <w:rPr>
-          <w:rFonts w:ascii="Times New Roman" w:hAnsi="Times New Roman"/>
-          <w:sz w:val="22"/>
-        </w:rPr>
-        <w:br/>
-      </w:r>
-      <w:r>
-        <w:rPr>
-          <w:rFonts w:ascii="Times New Roman" w:hAnsi="Times New Roman"/>
-          <w:b/>
-          <w:sz w:val="22"/>
-        </w:rPr>
-        <w:t>B)</w:t>
-      </w:r>
-      <w:r>
-        <w:rPr>
-          <w:rFonts w:ascii="Times New Roman" w:hAnsi="Times New Roman"/>
-          <w:sz w:val="22"/>
-        </w:rPr>
-        <w:t xml:space="preserve"> Greater power can help the system achieve many possible objectives</w:t>
-      </w:r>
-      <w:r>
-        <w:rPr>
-          <w:rFonts w:ascii="Times New Roman" w:hAnsi="Times New Roman"/>
-          <w:sz w:val="22"/>
-        </w:rPr>
-        <w:br/>
-      </w:r>
-      <w:r>
-        <w:rPr>
-          <w:rFonts w:ascii="Times New Roman" w:hAnsi="Times New Roman"/>
-          <w:b/>
-          <w:sz w:val="22"/>
-        </w:rPr>
-        <w:t>C)</w:t>
-      </w:r>
-      <w:r>
-        <w:rPr>
-          <w:rFonts w:ascii="Times New Roman" w:hAnsi="Times New Roman"/>
-          <w:sz w:val="22"/>
-        </w:rPr>
-        <w:t xml:space="preserve"> Power eliminates the need for goals</w:t>
-      </w:r>
-      <w:r>
-        <w:rPr>
-          <w:rFonts w:ascii="Times New Roman" w:hAnsi="Times New Roman"/>
-          <w:sz w:val="22"/>
-        </w:rPr>
-        <w:br/>
-      </w:r>
-      <w:r>
-        <w:rPr>
-          <w:rFonts w:ascii="Times New Roman" w:hAnsi="Times New Roman"/>
-          <w:b/>
-          <w:sz w:val="22"/>
-        </w:rPr>
-        <w:t>D)</w:t>
-      </w:r>
-      <w:r>
-        <w:rPr>
-          <w:rFonts w:ascii="Times New Roman" w:hAnsi="Times New Roman"/>
-          <w:sz w:val="22"/>
-        </w:rPr>
-        <w:t xml:space="preserve"> The environment never affects incentives</w:t>
-      </w:r>
-    </w:p>
-    <w:p>
-      <w:pPr>
-        <w:spacing w:after="60"/>
-      </w:pPr>
-      <w:r>
-        <w:rPr>
-          <w:rFonts w:ascii="Times New Roman" w:hAnsi="Times New Roman"/>
-          <w:b w:val="0"/>
-          <w:sz w:val="22"/>
-        </w:rPr>
-        <w:t>ANS: B) Greater power can help the system achieve many possible objectives</w:t>
-      </w:r>
-    </w:p>
-    <w:p>
-      <w:pPr>
-        <w:spacing w:after="0"/>
-      </w:pPr>
-      <w:r>
-        <w:rPr>
-          <w:rFonts w:ascii="Times New Roman" w:hAnsi="Times New Roman"/>
-          <w:b/>
-          <w:sz w:val="22"/>
-        </w:rPr>
-        <w:t>15. How can goal misgeneralization create risk?</w:t>
-      </w:r>
-      <w:r>
-        <w:rPr>
-          <w:rFonts w:ascii="Times New Roman" w:hAnsi="Times New Roman"/>
-          <w:sz w:val="22"/>
-        </w:rPr>
-        <w:br/>
-      </w:r>
-      <w:r>
-        <w:rPr>
-          <w:rFonts w:ascii="Times New Roman" w:hAnsi="Times New Roman"/>
-          <w:b/>
-          <w:sz w:val="22"/>
-        </w:rPr>
-        <w:t>A)</w:t>
-      </w:r>
-      <w:r>
-        <w:rPr>
-          <w:rFonts w:ascii="Times New Roman" w:hAnsi="Times New Roman"/>
-          <w:sz w:val="22"/>
-        </w:rPr>
-        <w:t xml:space="preserve"> The system refuses to learn</w:t>
-      </w:r>
-      <w:r>
-        <w:rPr>
-          <w:rFonts w:ascii="Times New Roman" w:hAnsi="Times New Roman"/>
-          <w:sz w:val="22"/>
-        </w:rPr>
-        <w:br/>
-      </w:r>
-      <w:r>
-        <w:rPr>
-          <w:rFonts w:ascii="Times New Roman" w:hAnsi="Times New Roman"/>
-          <w:b/>
-          <w:sz w:val="22"/>
-        </w:rPr>
-        <w:t>B)</w:t>
-      </w:r>
-      <w:r>
-        <w:rPr>
-          <w:rFonts w:ascii="Times New Roman" w:hAnsi="Times New Roman"/>
-          <w:sz w:val="22"/>
-        </w:rPr>
-        <w:t xml:space="preserve"> The system exactly follows human intent in every context</w:t>
-      </w:r>
-      <w:r>
-        <w:rPr>
-          <w:rFonts w:ascii="Times New Roman" w:hAnsi="Times New Roman"/>
-          <w:sz w:val="22"/>
-        </w:rPr>
-        <w:br/>
-      </w:r>
-      <w:r>
-        <w:rPr>
-          <w:rFonts w:ascii="Times New Roman" w:hAnsi="Times New Roman"/>
-          <w:b/>
-          <w:sz w:val="22"/>
-        </w:rPr>
-        <w:t>C)</w:t>
-      </w:r>
-      <w:r>
-        <w:rPr>
-          <w:rFonts w:ascii="Times New Roman" w:hAnsi="Times New Roman"/>
-          <w:sz w:val="22"/>
-        </w:rPr>
-        <w:t xml:space="preserve"> The system learns a goal that works in training but generalizes incorrectly in new settings</w:t>
-      </w:r>
-      <w:r>
-        <w:rPr>
-          <w:rFonts w:ascii="Times New Roman" w:hAnsi="Times New Roman"/>
-          <w:sz w:val="22"/>
-        </w:rPr>
-        <w:br/>
-      </w:r>
-      <w:r>
-        <w:rPr>
-          <w:rFonts w:ascii="Times New Roman" w:hAnsi="Times New Roman"/>
-          <w:b/>
-          <w:sz w:val="22"/>
-        </w:rPr>
-        <w:t>D)</w:t>
-      </w:r>
-      <w:r>
-        <w:rPr>
-          <w:rFonts w:ascii="Times New Roman" w:hAnsi="Times New Roman"/>
-          <w:sz w:val="22"/>
-        </w:rPr>
-        <w:t xml:space="preserve"> The system loses all capabilities</w:t>
-      </w:r>
-    </w:p>
-    <w:p>
-      <w:pPr>
-        <w:spacing w:after="60"/>
-      </w:pPr>
-      <w:r>
-        <w:rPr>
-          <w:rFonts w:ascii="Times New Roman" w:hAnsi="Times New Roman"/>
-          <w:b w:val="0"/>
-          <w:sz w:val="22"/>
-        </w:rPr>
-        <w:t>ANS: C) The system learns a goal that works in training but generalizes incorrectly in new settings</w:t>
-      </w:r>
-    </w:p>
-    <w:p>
-      <w:pPr>
-        <w:spacing w:after="0"/>
-      </w:pPr>
-      <w:r>
-        <w:rPr>
-          <w:rFonts w:ascii="Times New Roman" w:hAnsi="Times New Roman"/>
-          <w:b/>
-          <w:sz w:val="22"/>
-        </w:rPr>
-        <w:t>16. What is a major organizational AI risk?</w:t>
-      </w:r>
-      <w:r>
-        <w:rPr>
-          <w:rFonts w:ascii="Times New Roman" w:hAnsi="Times New Roman"/>
-          <w:sz w:val="22"/>
-        </w:rPr>
-        <w:br/>
-      </w:r>
-      <w:r>
-        <w:rPr>
-          <w:rFonts w:ascii="Times New Roman" w:hAnsi="Times New Roman"/>
-          <w:b/>
-          <w:sz w:val="22"/>
-        </w:rPr>
-        <w:t>A)</w:t>
-      </w:r>
-      <w:r>
-        <w:rPr>
-          <w:rFonts w:ascii="Times New Roman" w:hAnsi="Times New Roman"/>
-          <w:sz w:val="22"/>
-        </w:rPr>
-        <w:t xml:space="preserve"> Excessive theoretical understanding</w:t>
-      </w:r>
-      <w:r>
-        <w:rPr>
-          <w:rFonts w:ascii="Times New Roman" w:hAnsi="Times New Roman"/>
-          <w:sz w:val="22"/>
-        </w:rPr>
-        <w:br/>
-      </w:r>
-      <w:r>
-        <w:rPr>
-          <w:rFonts w:ascii="Times New Roman" w:hAnsi="Times New Roman"/>
-          <w:b/>
-          <w:sz w:val="22"/>
-        </w:rPr>
-        <w:t>B)</w:t>
-      </w:r>
-      <w:r>
-        <w:rPr>
-          <w:rFonts w:ascii="Times New Roman" w:hAnsi="Times New Roman"/>
-          <w:sz w:val="22"/>
-        </w:rPr>
-        <w:t xml:space="preserve"> Universal safety regulation</w:t>
-      </w:r>
-      <w:r>
-        <w:rPr>
-          <w:rFonts w:ascii="Times New Roman" w:hAnsi="Times New Roman"/>
-          <w:sz w:val="22"/>
-        </w:rPr>
-        <w:br/>
-      </w:r>
-      <w:r>
-        <w:rPr>
-          <w:rFonts w:ascii="Times New Roman" w:hAnsi="Times New Roman"/>
-          <w:b/>
-          <w:sz w:val="22"/>
-        </w:rPr>
-        <w:t>C)</w:t>
-      </w:r>
-      <w:r>
-        <w:rPr>
-          <w:rFonts w:ascii="Times New Roman" w:hAnsi="Times New Roman"/>
-          <w:sz w:val="22"/>
-        </w:rPr>
-        <w:t xml:space="preserve"> Too much investment in safety</w:t>
-      </w:r>
-      <w:r>
-        <w:rPr>
-          <w:rFonts w:ascii="Times New Roman" w:hAnsi="Times New Roman"/>
-          <w:sz w:val="22"/>
-        </w:rPr>
-        <w:br/>
-      </w:r>
-      <w:r>
-        <w:rPr>
-          <w:rFonts w:ascii="Times New Roman" w:hAnsi="Times New Roman"/>
-          <w:b/>
-          <w:sz w:val="22"/>
-        </w:rPr>
-        <w:t>D)</w:t>
-      </w:r>
-      <w:r>
-        <w:rPr>
-          <w:rFonts w:ascii="Times New Roman" w:hAnsi="Times New Roman"/>
-          <w:sz w:val="22"/>
-        </w:rPr>
-        <w:t xml:space="preserve"> Accidental leakage, theft, or inadequate investment in safety</w:t>
-      </w:r>
-    </w:p>
-    <w:p>
-      <w:pPr>
-        <w:spacing w:after="60"/>
-      </w:pPr>
-      <w:r>
-        <w:rPr>
-          <w:rFonts w:ascii="Times New Roman" w:hAnsi="Times New Roman"/>
-          <w:b w:val="0"/>
-          <w:sz w:val="22"/>
-        </w:rPr>
-        <w:t>ANS: D) Accidental leakage, theft, or inadequate investment in safety</w:t>
-      </w:r>
-    </w:p>
-    <w:p>
-      <w:pPr>
-        <w:spacing w:after="0"/>
-      </w:pPr>
-      <w:r>
-        <w:rPr>
-          <w:rFonts w:ascii="Times New Roman" w:hAnsi="Times New Roman"/>
-          <w:b/>
-          <w:sz w:val="22"/>
-        </w:rPr>
-        <w:t>17. Which practice supports safer AI organizations?</w:t>
-      </w:r>
-      <w:r>
-        <w:rPr>
-          <w:rFonts w:ascii="Times New Roman" w:hAnsi="Times New Roman"/>
-          <w:sz w:val="22"/>
-        </w:rPr>
-        <w:br/>
-      </w:r>
-      <w:r>
-        <w:rPr>
-          <w:rFonts w:ascii="Times New Roman" w:hAnsi="Times New Roman"/>
-          <w:b/>
-          <w:sz w:val="22"/>
-        </w:rPr>
-        <w:t>A)</w:t>
-      </w:r>
-      <w:r>
-        <w:rPr>
-          <w:rFonts w:ascii="Times New Roman" w:hAnsi="Times New Roman"/>
-          <w:sz w:val="22"/>
-        </w:rPr>
-        <w:t xml:space="preserve"> Studying failures, anomalies, and near misses</w:t>
-      </w:r>
-      <w:r>
-        <w:rPr>
-          <w:rFonts w:ascii="Times New Roman" w:hAnsi="Times New Roman"/>
-          <w:sz w:val="22"/>
-        </w:rPr>
-        <w:br/>
-      </w:r>
-      <w:r>
-        <w:rPr>
-          <w:rFonts w:ascii="Times New Roman" w:hAnsi="Times New Roman"/>
-          <w:b/>
-          <w:sz w:val="22"/>
-        </w:rPr>
-        <w:t>B)</w:t>
-      </w:r>
-      <w:r>
-        <w:rPr>
-          <w:rFonts w:ascii="Times New Roman" w:hAnsi="Times New Roman"/>
-          <w:sz w:val="22"/>
-        </w:rPr>
-        <w:t xml:space="preserve"> Suppressing bad news</w:t>
-      </w:r>
-      <w:r>
-        <w:rPr>
-          <w:rFonts w:ascii="Times New Roman" w:hAnsi="Times New Roman"/>
-          <w:sz w:val="22"/>
-        </w:rPr>
-        <w:br/>
-      </w:r>
-      <w:r>
-        <w:rPr>
-          <w:rFonts w:ascii="Times New Roman" w:hAnsi="Times New Roman"/>
-          <w:b/>
-          <w:sz w:val="22"/>
-        </w:rPr>
-        <w:t>C)</w:t>
-      </w:r>
-      <w:r>
-        <w:rPr>
-          <w:rFonts w:ascii="Times New Roman" w:hAnsi="Times New Roman"/>
-          <w:sz w:val="22"/>
-        </w:rPr>
-        <w:t xml:space="preserve"> Rewarding only rapid release</w:t>
-      </w:r>
-      <w:r>
-        <w:rPr>
-          <w:rFonts w:ascii="Times New Roman" w:hAnsi="Times New Roman"/>
-          <w:sz w:val="22"/>
-        </w:rPr>
-        <w:br/>
-      </w:r>
-      <w:r>
-        <w:rPr>
-          <w:rFonts w:ascii="Times New Roman" w:hAnsi="Times New Roman"/>
-          <w:b/>
-          <w:sz w:val="22"/>
-        </w:rPr>
-        <w:t>D)</w:t>
-      </w:r>
-      <w:r>
-        <w:rPr>
-          <w:rFonts w:ascii="Times New Roman" w:hAnsi="Times New Roman"/>
-          <w:sz w:val="22"/>
-        </w:rPr>
-        <w:t xml:space="preserve"> Removing multilayer defenses</w:t>
-      </w:r>
-    </w:p>
-    <w:p>
-      <w:pPr>
-        <w:spacing w:after="60"/>
-      </w:pPr>
-      <w:r>
-        <w:rPr>
-          <w:rFonts w:ascii="Times New Roman" w:hAnsi="Times New Roman"/>
-          <w:b w:val="0"/>
-          <w:sz w:val="22"/>
-        </w:rPr>
-        <w:t>ANS: A) Studying failures, anomalies, and near misses</w:t>
-      </w:r>
-    </w:p>
-    <w:p>
-      <w:pPr>
-        <w:spacing w:after="0"/>
-      </w:pPr>
-      <w:r>
-        <w:rPr>
-          <w:rFonts w:ascii="Times New Roman" w:hAnsi="Times New Roman"/>
-          <w:b/>
-          <w:sz w:val="22"/>
-        </w:rPr>
-        <w:t>18. How does AI compare with mature high-risk industries such as nuclear power?</w:t>
-      </w:r>
-      <w:r>
-        <w:rPr>
-          <w:rFonts w:ascii="Times New Roman" w:hAnsi="Times New Roman"/>
-          <w:sz w:val="22"/>
-        </w:rPr>
-        <w:br/>
-      </w:r>
-      <w:r>
-        <w:rPr>
-          <w:rFonts w:ascii="Times New Roman" w:hAnsi="Times New Roman"/>
-          <w:b/>
-          <w:sz w:val="22"/>
-        </w:rPr>
-        <w:t>A)</w:t>
-      </w:r>
-      <w:r>
-        <w:rPr>
-          <w:rFonts w:ascii="Times New Roman" w:hAnsi="Times New Roman"/>
-          <w:sz w:val="22"/>
-        </w:rPr>
-        <w:t xml:space="preserve"> AI is always more regulated</w:t>
-      </w:r>
-      <w:r>
-        <w:rPr>
-          <w:rFonts w:ascii="Times New Roman" w:hAnsi="Times New Roman"/>
-          <w:sz w:val="22"/>
-        </w:rPr>
-        <w:br/>
-      </w:r>
-      <w:r>
-        <w:rPr>
-          <w:rFonts w:ascii="Times New Roman" w:hAnsi="Times New Roman"/>
-          <w:b/>
-          <w:sz w:val="22"/>
-        </w:rPr>
-        <w:t>B)</w:t>
-      </w:r>
-      <w:r>
-        <w:rPr>
-          <w:rFonts w:ascii="Times New Roman" w:hAnsi="Times New Roman"/>
-          <w:sz w:val="22"/>
-        </w:rPr>
-        <w:t xml:space="preserve"> AI has less comprehensive theory and generally less stringent regulation</w:t>
-      </w:r>
-      <w:r>
-        <w:rPr>
-          <w:rFonts w:ascii="Times New Roman" w:hAnsi="Times New Roman"/>
-          <w:sz w:val="22"/>
-        </w:rPr>
-        <w:br/>
-      </w:r>
-      <w:r>
-        <w:rPr>
-          <w:rFonts w:ascii="Times New Roman" w:hAnsi="Times New Roman"/>
-          <w:b/>
-          <w:sz w:val="22"/>
-        </w:rPr>
-        <w:t>C)</w:t>
-      </w:r>
-      <w:r>
-        <w:rPr>
-          <w:rFonts w:ascii="Times New Roman" w:hAnsi="Times New Roman"/>
-          <w:sz w:val="22"/>
-        </w:rPr>
-        <w:t xml:space="preserve"> AI components are perfectly reliable</w:t>
-      </w:r>
-      <w:r>
-        <w:rPr>
-          <w:rFonts w:ascii="Times New Roman" w:hAnsi="Times New Roman"/>
-          <w:sz w:val="22"/>
-        </w:rPr>
-        <w:br/>
-      </w:r>
-      <w:r>
-        <w:rPr>
-          <w:rFonts w:ascii="Times New Roman" w:hAnsi="Times New Roman"/>
-          <w:b/>
-          <w:sz w:val="22"/>
-        </w:rPr>
-        <w:t>D)</w:t>
-      </w:r>
-      <w:r>
-        <w:rPr>
-          <w:rFonts w:ascii="Times New Roman" w:hAnsi="Times New Roman"/>
-          <w:sz w:val="22"/>
-        </w:rPr>
-        <w:t xml:space="preserve"> The industries have identical safety properties</w:t>
-      </w:r>
-    </w:p>
-    <w:p>
-      <w:pPr>
-        <w:spacing w:after="60"/>
-      </w:pPr>
-      <w:r>
-        <w:rPr>
-          <w:rFonts w:ascii="Times New Roman" w:hAnsi="Times New Roman"/>
-          <w:b w:val="0"/>
-          <w:sz w:val="22"/>
-        </w:rPr>
-        <w:t>ANS: B) AI has less comprehensive theory and generally less stringent regulation</w:t>
-      </w:r>
-    </w:p>
-    <w:p>
-      <w:pPr>
-        <w:spacing w:after="0"/>
-      </w:pPr>
-      <w:r>
-        <w:rPr>
-          <w:rFonts w:ascii="Times New Roman" w:hAnsi="Times New Roman"/>
-          <w:b/>
-          <w:sz w:val="22"/>
-        </w:rPr>
-        <w:t>19. What could natural selection favor among competing AI systems?</w:t>
-      </w:r>
-      <w:r>
-        <w:rPr>
-          <w:rFonts w:ascii="Times New Roman" w:hAnsi="Times New Roman"/>
-          <w:sz w:val="22"/>
-        </w:rPr>
-        <w:br/>
-      </w:r>
-      <w:r>
-        <w:rPr>
-          <w:rFonts w:ascii="Times New Roman" w:hAnsi="Times New Roman"/>
-          <w:b/>
-          <w:sz w:val="22"/>
-        </w:rPr>
-        <w:t>A)</w:t>
-      </w:r>
-      <w:r>
-        <w:rPr>
-          <w:rFonts w:ascii="Times New Roman" w:hAnsi="Times New Roman"/>
-          <w:sz w:val="22"/>
-        </w:rPr>
-        <w:t xml:space="preserve"> Only systems with no persistence</w:t>
-      </w:r>
-      <w:r>
-        <w:rPr>
-          <w:rFonts w:ascii="Times New Roman" w:hAnsi="Times New Roman"/>
-          <w:sz w:val="22"/>
-        </w:rPr>
-        <w:br/>
-      </w:r>
-      <w:r>
-        <w:rPr>
-          <w:rFonts w:ascii="Times New Roman" w:hAnsi="Times New Roman"/>
-          <w:b/>
-          <w:sz w:val="22"/>
-        </w:rPr>
-        <w:t>B)</w:t>
-      </w:r>
-      <w:r>
-        <w:rPr>
-          <w:rFonts w:ascii="Times New Roman" w:hAnsi="Times New Roman"/>
-          <w:sz w:val="22"/>
-        </w:rPr>
-        <w:t xml:space="preserve"> Only systems controlled directly by humans</w:t>
-      </w:r>
-      <w:r>
-        <w:rPr>
-          <w:rFonts w:ascii="Times New Roman" w:hAnsi="Times New Roman"/>
-          <w:sz w:val="22"/>
-        </w:rPr>
-        <w:br/>
-      </w:r>
-      <w:r>
-        <w:rPr>
-          <w:rFonts w:ascii="Times New Roman" w:hAnsi="Times New Roman"/>
-          <w:b/>
-          <w:sz w:val="22"/>
-        </w:rPr>
-        <w:t>C)</w:t>
-      </w:r>
-      <w:r>
-        <w:rPr>
-          <w:rFonts w:ascii="Times New Roman" w:hAnsi="Times New Roman"/>
-          <w:sz w:val="22"/>
-        </w:rPr>
-        <w:t xml:space="preserve"> Traits such as self-preservation that improve continuation and replication</w:t>
-      </w:r>
-      <w:r>
-        <w:rPr>
-          <w:rFonts w:ascii="Times New Roman" w:hAnsi="Times New Roman"/>
-          <w:sz w:val="22"/>
-        </w:rPr>
-        <w:br/>
-      </w:r>
-      <w:r>
-        <w:rPr>
-          <w:rFonts w:ascii="Times New Roman" w:hAnsi="Times New Roman"/>
-          <w:b/>
-          <w:sz w:val="22"/>
-        </w:rPr>
-        <w:t>D)</w:t>
-      </w:r>
-      <w:r>
-        <w:rPr>
-          <w:rFonts w:ascii="Times New Roman" w:hAnsi="Times New Roman"/>
-          <w:sz w:val="22"/>
-        </w:rPr>
-        <w:t xml:space="preserve"> The immediate disappearance of all AI</w:t>
-      </w:r>
-    </w:p>
-    <w:p>
-      <w:pPr>
-        <w:spacing w:after="60"/>
-      </w:pPr>
-      <w:r>
-        <w:rPr>
-          <w:rFonts w:ascii="Times New Roman" w:hAnsi="Times New Roman"/>
-          <w:b w:val="0"/>
-          <w:sz w:val="22"/>
-        </w:rPr>
-        <w:t>ANS: C) Traits such as self-preservation that improve continuation and replication</w:t>
-      </w:r>
-    </w:p>
-    <w:p>
-      <w:pPr>
-        <w:spacing w:after="0"/>
-      </w:pPr>
-      <w:r>
-        <w:rPr>
-          <w:rFonts w:ascii="Times New Roman" w:hAnsi="Times New Roman"/>
-          <w:b/>
-          <w:sz w:val="22"/>
-        </w:rPr>
-        <w:t>20. Which proposal was listed for reducing rogue-AI risk?</w:t>
-      </w:r>
-      <w:r>
-        <w:rPr>
-          <w:rFonts w:ascii="Times New Roman" w:hAnsi="Times New Roman"/>
-          <w:sz w:val="22"/>
-        </w:rPr>
-        <w:br/>
-      </w:r>
-      <w:r>
-        <w:rPr>
-          <w:rFonts w:ascii="Times New Roman" w:hAnsi="Times New Roman"/>
-          <w:b/>
-          <w:sz w:val="22"/>
-        </w:rPr>
-        <w:t>A)</w:t>
-      </w:r>
-      <w:r>
-        <w:rPr>
-          <w:rFonts w:ascii="Times New Roman" w:hAnsi="Times New Roman"/>
-          <w:sz w:val="22"/>
-        </w:rPr>
-        <w:t xml:space="preserve"> Avoid all safety research</w:t>
-      </w:r>
-      <w:r>
-        <w:rPr>
-          <w:rFonts w:ascii="Times New Roman" w:hAnsi="Times New Roman"/>
-          <w:sz w:val="22"/>
-        </w:rPr>
-        <w:br/>
-      </w:r>
-      <w:r>
-        <w:rPr>
-          <w:rFonts w:ascii="Times New Roman" w:hAnsi="Times New Roman"/>
-          <w:b/>
-          <w:sz w:val="22"/>
-        </w:rPr>
-        <w:t>B)</w:t>
-      </w:r>
-      <w:r>
-        <w:rPr>
-          <w:rFonts w:ascii="Times New Roman" w:hAnsi="Times New Roman"/>
-          <w:sz w:val="22"/>
-        </w:rPr>
-        <w:t xml:space="preserve"> Maximize the riskiest use cases</w:t>
-      </w:r>
-      <w:r>
-        <w:rPr>
-          <w:rFonts w:ascii="Times New Roman" w:hAnsi="Times New Roman"/>
-          <w:sz w:val="22"/>
-        </w:rPr>
-        <w:br/>
-      </w:r>
-      <w:r>
-        <w:rPr>
-          <w:rFonts w:ascii="Times New Roman" w:hAnsi="Times New Roman"/>
-          <w:b/>
-          <w:sz w:val="22"/>
-        </w:rPr>
-        <w:t>C)</w:t>
-      </w:r>
-      <w:r>
-        <w:rPr>
-          <w:rFonts w:ascii="Times New Roman" w:hAnsi="Times New Roman"/>
-          <w:sz w:val="22"/>
-        </w:rPr>
-        <w:t xml:space="preserve"> Discourage model honesty</w:t>
-      </w:r>
-      <w:r>
-        <w:rPr>
-          <w:rFonts w:ascii="Times New Roman" w:hAnsi="Times New Roman"/>
-          <w:sz w:val="22"/>
-        </w:rPr>
-        <w:br/>
-      </w:r>
-      <w:r>
-        <w:rPr>
-          <w:rFonts w:ascii="Times New Roman" w:hAnsi="Times New Roman"/>
-          <w:b/>
-          <w:sz w:val="22"/>
-        </w:rPr>
-        <w:t>D)</w:t>
-      </w:r>
-      <w:r>
-        <w:rPr>
-          <w:rFonts w:ascii="Times New Roman" w:hAnsi="Times New Roman"/>
-          <w:sz w:val="22"/>
-        </w:rPr>
-        <w:t xml:space="preserve"> Support research on robustness, power aversion, and model honesty</w:t>
-      </w:r>
-    </w:p>
-    <w:p>
-      <w:pPr>
-        <w:spacing w:after="60"/>
-      </w:pPr>
-      <w:r>
-        <w:rPr>
-          <w:rFonts w:ascii="Times New Roman" w:hAnsi="Times New Roman"/>
-          <w:b w:val="0"/>
-          <w:sz w:val="22"/>
-        </w:rPr>
-        <w:t>ANS: D) Support research on robustness, power aversion, and model honesty</w:t>
+        <w:rPr>
+          <w:rFonts w:hint="eastAsia"/>
+          <w:lang w:eastAsia="zh-CN"/>
+        </w:rPr>
+      </w:pPr>
+      <w:r>
+        <w:rPr>
+          <w:rFonts w:ascii="Times New Roman" w:hAnsi="Times New Roman"/>
+          <w:sz w:val="22"/>
+        </w:rPr>
+        <w:t>ANS: B) Layering multiple defenses so they compensate for each other’s weaknesses and reduce overall risk</w:t>
       </w:r>
     </w:p>
     <w:sectPr>
@@ -2547,7 +1520,7 @@
   <w:docDefaults>
     <w:rPrDefault>
       <w:rPr>
-        <w:rFonts w:ascii="Georgia" w:eastAsiaTheme="minorHAnsi" w:hAnsiTheme="minorHAnsi" w:cstheme="minorBidi"/>
+        <w:rFonts w:ascii="Georgia" w:eastAsiaTheme="minorEastAsia" w:hAnsiTheme="minorHAnsi" w:cstheme="minorBidi"/>
         <w:sz w:val="21"/>
         <w:szCs w:val="22"/>
         <w:lang w:val="en-US" w:eastAsia="en-US" w:bidi="ar-SA"/>
